--- a/docs/CustomerOrderAnalytics_DataModeling_RequirementsDocument.docx
+++ b/docs/CustomerOrderAnalytics_DataModeling_RequirementsDocument.docx
@@ -224,23 +224,7 @@
         </w:numPr>
       </w:pPr>
       <w:r>
-        <w:t xml:space="preserve">No direct mapping exists between </w:t>
-      </w:r>
-      <w:proofErr w:type="spellStart"/>
-      <w:r>
-        <w:t>order_id</w:t>
-      </w:r>
-      <w:proofErr w:type="spellEnd"/>
-      <w:r>
-        <w:t xml:space="preserve"> and </w:t>
-      </w:r>
-      <w:proofErr w:type="spellStart"/>
-      <w:r>
-        <w:t>shipping_id</w:t>
-      </w:r>
-      <w:proofErr w:type="spellEnd"/>
-      <w:r>
-        <w:t>, preventing accurate assignment of delivery status at the order level.</w:t>
+        <w:t>No direct mapping exists between order_id and shipping_id, preventing accurate assignment of delivery status at the order level.</w:t>
       </w:r>
     </w:p>
     <w:p>
@@ -253,15 +237,7 @@
         <w:spacing w:after="100" w:afterAutospacing="1"/>
       </w:pPr>
       <w:r>
-        <w:t xml:space="preserve">Each </w:t>
-      </w:r>
-      <w:proofErr w:type="spellStart"/>
-      <w:r>
-        <w:t>shipping_id</w:t>
-      </w:r>
-      <w:proofErr w:type="spellEnd"/>
-      <w:r>
-        <w:t xml:space="preserve"> is associated with a single status, indicating that shipment records represent discrete events rather than a full shipment lifecycle.</w:t>
+        <w:t>Each shipping_id is associated with a single status, indicating that shipment records represent discrete events rather than a full shipment lifecycle.</w:t>
       </w:r>
     </w:p>
     <w:p>
@@ -335,6 +311,17 @@
     </w:p>
     <w:p>
       <w:pPr>
+        <w:pStyle w:val="ListParagraph"/>
+        <w:rPr>
+          <w:b/>
+          <w:bCs/>
+          <w:sz w:val="28"/>
+          <w:szCs w:val="28"/>
+        </w:rPr>
+      </w:pPr>
+    </w:p>
+    <w:p>
+      <w:pPr>
         <w:rPr>
           <w:b/>
           <w:bCs/>
@@ -351,6 +338,7 @@
           <w:sz w:val="28"/>
           <w:szCs w:val="28"/>
         </w:rPr>
+        <w:lastRenderedPageBreak/>
         <w:t>Requirements for anticipated</w:t>
       </w:r>
       <w:r>
@@ -373,64 +361,7 @@
         </w:numPr>
       </w:pPr>
       <w:r>
-        <w:lastRenderedPageBreak/>
-        <w:t xml:space="preserve">Implement a Slowly Changing Dimension (Type 2) for the customer dataset by introducing </w:t>
-      </w:r>
-      <w:proofErr w:type="spellStart"/>
-      <w:r>
-        <w:t>valid_from_date</w:t>
-      </w:r>
-      <w:proofErr w:type="spellEnd"/>
-      <w:r>
-        <w:t xml:space="preserve"> and </w:t>
-      </w:r>
-      <w:proofErr w:type="spellStart"/>
-      <w:r>
-        <w:t>valid_to_date</w:t>
-      </w:r>
-      <w:proofErr w:type="spellEnd"/>
-      <w:r>
-        <w:t xml:space="preserve"> fields, along with a </w:t>
-      </w:r>
-      <w:proofErr w:type="spellStart"/>
-      <w:r>
-        <w:t>current_record_flag</w:t>
-      </w:r>
-      <w:proofErr w:type="spellEnd"/>
-      <w:r>
-        <w:t xml:space="preserve">. This will enable tracking of historical changes in customer attributes such as country or location. For active records, the </w:t>
-      </w:r>
-      <w:proofErr w:type="spellStart"/>
-      <w:r>
-        <w:t>valid_to_date</w:t>
-      </w:r>
-      <w:proofErr w:type="spellEnd"/>
-      <w:r>
-        <w:t xml:space="preserve"> can be set to a default high value (e.g., '9999-12-31') and </w:t>
-      </w:r>
-      <w:proofErr w:type="spellStart"/>
-      <w:r>
-        <w:t>current_record_flag</w:t>
-      </w:r>
-      <w:proofErr w:type="spellEnd"/>
-      <w:r>
-        <w:t xml:space="preserve"> set to 'Y'. When a change occurs, the existing record will </w:t>
-      </w:r>
-      <w:proofErr w:type="gramStart"/>
-      <w:r>
-        <w:t>be expired</w:t>
-      </w:r>
-      <w:proofErr w:type="gramEnd"/>
-      <w:r>
-        <w:t xml:space="preserve"> (</w:t>
-      </w:r>
-      <w:proofErr w:type="spellStart"/>
-      <w:r>
-        <w:t>valid_to_date</w:t>
-      </w:r>
-      <w:proofErr w:type="spellEnd"/>
-      <w:r>
-        <w:t xml:space="preserve"> updated and flag set to 'N') and a new record will be inserted with updated attributes.</w:t>
+        <w:t>Implement a Slowly Changing Dimension (Type 2) for the customer dataset by introducing valid_from_date and valid_to_date fields, along with a current_record_flag. This will enable tracking of historical changes in customer attributes such as country or location. For active records, the valid_to_date can be set to a default high value (e.g., '9999-12-31') and current_record_flag set to 'Y'. When a change occurs, the existing record will be expired (valid_to_date updated and flag set to 'N') and a new record will be inserted with updated attributes.</w:t>
       </w:r>
     </w:p>
     <w:p>
@@ -442,15 +373,7 @@
         </w:numPr>
       </w:pPr>
       <w:r>
-        <w:t>Introduce a surrogate key (</w:t>
-      </w:r>
-      <w:proofErr w:type="spellStart"/>
-      <w:r>
-        <w:t>customer_sk</w:t>
-      </w:r>
-      <w:proofErr w:type="spellEnd"/>
-      <w:r>
-        <w:t>) in the customer dimension to be referenced in fact tables. This ensures accurate historical tracking of customer attributes at the time of the transaction.</w:t>
+        <w:t>Introduce a surrogate key (customer_sk) in the customer dimension to be referenced in fact tables. This ensures accurate historical tracking of customer attributes at the time of the transaction.</w:t>
       </w:r>
     </w:p>
     <w:p>
@@ -462,31 +385,7 @@
         </w:numPr>
       </w:pPr>
       <w:r>
-        <w:t xml:space="preserve">Create a Product dimension table to standardize product information. This table will contain </w:t>
-      </w:r>
-      <w:proofErr w:type="spellStart"/>
-      <w:r>
-        <w:t>product_id</w:t>
-      </w:r>
-      <w:proofErr w:type="spellEnd"/>
-      <w:r>
-        <w:t xml:space="preserve"> as the primary key along with </w:t>
-      </w:r>
-      <w:proofErr w:type="spellStart"/>
-      <w:r>
-        <w:t>product_</w:t>
-      </w:r>
-      <w:proofErr w:type="gramStart"/>
-      <w:r>
-        <w:t>name</w:t>
-      </w:r>
-      <w:proofErr w:type="spellEnd"/>
-      <w:r>
-        <w:t>, and</w:t>
-      </w:r>
-      <w:proofErr w:type="gramEnd"/>
-      <w:r>
-        <w:t xml:space="preserve"> will be referenced in the order fact table to ensure consistency.</w:t>
+        <w:t>Create a Product dimension table to standardize product information. This table will contain product_id as the primary key along with product_name, and will be referenced in the order fact table to ensure consistency.</w:t>
       </w:r>
     </w:p>
     <w:p>
@@ -509,51 +408,14 @@
           <w:numId w:val="6"/>
         </w:numPr>
       </w:pPr>
-      <w:proofErr w:type="gramStart"/>
-      <w:r>
-        <w:t>An</w:t>
-      </w:r>
-      <w:proofErr w:type="gramEnd"/>
-      <w:r>
-        <w:t xml:space="preserve"> </w:t>
+      <w:r>
+        <w:t xml:space="preserve">An </w:t>
       </w:r>
       <w:r>
         <w:t>fact-o</w:t>
       </w:r>
       <w:r>
-        <w:t xml:space="preserve">rder table at the order level (one row per order), containing </w:t>
-      </w:r>
-      <w:proofErr w:type="spellStart"/>
-      <w:r>
-        <w:t>order_id</w:t>
-      </w:r>
-      <w:proofErr w:type="spellEnd"/>
-      <w:r>
-        <w:t xml:space="preserve">, </w:t>
-      </w:r>
-      <w:proofErr w:type="spellStart"/>
-      <w:r>
-        <w:t>customer_sk</w:t>
-      </w:r>
-      <w:proofErr w:type="spellEnd"/>
-      <w:r>
-        <w:t xml:space="preserve">, </w:t>
-      </w:r>
-      <w:proofErr w:type="spellStart"/>
-      <w:r>
-        <w:t>order_date</w:t>
-      </w:r>
-      <w:proofErr w:type="spellEnd"/>
-      <w:r>
-        <w:t xml:space="preserve">, and </w:t>
-      </w:r>
-      <w:proofErr w:type="spellStart"/>
-      <w:r>
-        <w:t>total_amount</w:t>
-      </w:r>
-      <w:proofErr w:type="spellEnd"/>
-      <w:r>
-        <w:t>.</w:t>
+        <w:t>rder table at the order level (one row per order), containing order_id, customer_sk, order_date, and total_amount.</w:t>
       </w:r>
     </w:p>
     <w:p>
@@ -574,23 +436,7 @@
         <w:t xml:space="preserve">product order </w:t>
       </w:r>
       <w:r>
-        <w:t xml:space="preserve">table at the order-product level (one row per order-product), containing </w:t>
-      </w:r>
-      <w:proofErr w:type="spellStart"/>
-      <w:r>
-        <w:t>order_id</w:t>
-      </w:r>
-      <w:proofErr w:type="spellEnd"/>
-      <w:r>
-        <w:t xml:space="preserve">, </w:t>
-      </w:r>
-      <w:proofErr w:type="spellStart"/>
-      <w:r>
-        <w:t>product_id</w:t>
-      </w:r>
-      <w:proofErr w:type="spellEnd"/>
-      <w:r>
-        <w:t>, quantity, and amount. This enables accurate product-level and transactional analysis.</w:t>
+        <w:t>table at the order-product level (one row per order-product), containing order_id, product_id, quantity, and amount. This enables accurate product-level and transactional analysis.</w:t>
       </w:r>
     </w:p>
     <w:p>
@@ -603,23 +449,7 @@
         <w:ind w:left="720"/>
       </w:pPr>
       <w:r>
-        <w:t xml:space="preserve">Introduce a bridge table to map </w:t>
-      </w:r>
-      <w:proofErr w:type="spellStart"/>
-      <w:r>
-        <w:t>order_id</w:t>
-      </w:r>
-      <w:proofErr w:type="spellEnd"/>
-      <w:r>
-        <w:t xml:space="preserve"> and </w:t>
-      </w:r>
-      <w:proofErr w:type="spellStart"/>
-      <w:r>
-        <w:t>shipment_id</w:t>
-      </w:r>
-      <w:proofErr w:type="spellEnd"/>
-      <w:r>
-        <w:t>, as there exists a many-to-many relationship between orders and shipments. This table will reference the Order Header table to ensure referential integrity and maintain correct grain alignment.</w:t>
+        <w:t>Introduce a bridge table to map order_id and shipment_id, as there exists a many-to-many relationship between orders and shipments. This table will reference the Order Header table to ensure referential integrity and maintain correct grain alignment.</w:t>
       </w:r>
     </w:p>
     <w:p>
@@ -632,23 +462,7 @@
         <w:ind w:left="720"/>
       </w:pPr>
       <w:r>
-        <w:t xml:space="preserve">Enhance the shipping dataset by introducing </w:t>
-      </w:r>
-      <w:proofErr w:type="spellStart"/>
-      <w:r>
-        <w:t>shipment_date</w:t>
-      </w:r>
-      <w:proofErr w:type="spellEnd"/>
-      <w:r>
-        <w:t xml:space="preserve"> and </w:t>
-      </w:r>
-      <w:proofErr w:type="spellStart"/>
-      <w:r>
-        <w:t>delivery_date</w:t>
-      </w:r>
-      <w:proofErr w:type="spellEnd"/>
-      <w:r>
-        <w:t xml:space="preserve"> fields to capture the shipment lifecycle. The delivery status can</w:t>
+        <w:t>Enhance the shipping dataset by introducing shipment_date and delivery_date fields to capture the shipment lifecycle. The delivery status can</w:t>
       </w:r>
       <w:r>
         <w:t xml:space="preserve"> also </w:t>
@@ -657,26 +471,10 @@
         <w:t xml:space="preserve">be derived </w:t>
       </w:r>
       <w:r>
-        <w:t xml:space="preserve">from the presence of </w:t>
-      </w:r>
-      <w:proofErr w:type="spellStart"/>
-      <w:r>
-        <w:t>delivery_date</w:t>
-      </w:r>
-      <w:proofErr w:type="spellEnd"/>
-      <w:r>
-        <w:t xml:space="preserve"> (e.g., NULL indicates pending,</w:t>
-      </w:r>
-      <w:r>
-        <w:t xml:space="preserve"> and non-NULL indicates delivered). Additionally, remove </w:t>
-      </w:r>
-      <w:proofErr w:type="spellStart"/>
-      <w:r>
-        <w:t>customer_id</w:t>
-      </w:r>
-      <w:proofErr w:type="spellEnd"/>
-      <w:r>
-        <w:t xml:space="preserve"> from the shipping dataset to ensure that shipments are correctly associated at the order level rather than the customer level.</w:t>
+        <w:t>from the presence of delivery_date (e.g., NULL indicates pending,</w:t>
+      </w:r>
+      <w:r>
+        <w:t xml:space="preserve"> and non-NULL indicates delivered). Additionally, remove customer_id from the shipping dataset to ensure that shipments are correctly associated at the order level rather than the customer level.</w:t>
       </w:r>
     </w:p>
     <w:p>
@@ -740,37 +538,13 @@
       <w:pPr>
         <w:spacing w:before="100" w:beforeAutospacing="1" w:after="0"/>
       </w:pPr>
-      <w:proofErr w:type="spellStart"/>
       <w:r>
         <w:rPr>
           <w:b/>
           <w:bCs/>
         </w:rPr>
-        <w:t>Dim_</w:t>
-      </w:r>
-      <w:proofErr w:type="gramStart"/>
-      <w:r>
-        <w:rPr>
-          <w:b/>
-          <w:bCs/>
-        </w:rPr>
-        <w:t>Customer</w:t>
-      </w:r>
-      <w:proofErr w:type="spellEnd"/>
-      <w:r>
-        <w:rPr>
-          <w:b/>
-          <w:bCs/>
-        </w:rPr>
-        <w:t>(</w:t>
-      </w:r>
-      <w:proofErr w:type="gramEnd"/>
-      <w:r>
-        <w:rPr>
-          <w:b/>
-          <w:bCs/>
-        </w:rPr>
-        <w:t>SCD Type 2</w:t>
+        <w:lastRenderedPageBreak/>
+        <w:t>Dim_Customer(SCD Type 2</w:t>
       </w:r>
       <w:r>
         <w:t>)</w:t>
@@ -786,116 +560,80 @@
       <w:pPr>
         <w:spacing w:after="0"/>
       </w:pPr>
-      <w:proofErr w:type="spellStart"/>
-      <w:r>
-        <w:lastRenderedPageBreak/>
-        <w:t>customer_sk</w:t>
-      </w:r>
-      <w:proofErr w:type="spellEnd"/>
-      <w:r>
-        <w:t xml:space="preserve"> (</w:t>
-      </w:r>
-      <w:proofErr w:type="gramStart"/>
-      <w:r>
-        <w:t xml:space="preserve">PK) </w:t>
+      <w:r>
+        <w:t xml:space="preserve">customer_sk (PK) </w:t>
+      </w:r>
+      <w:r>
+        <w:t xml:space="preserve">                             </w:t>
+      </w:r>
+      <w:r>
+        <w:t>NUMBER</w:t>
+      </w:r>
+      <w:r>
+        <w:t xml:space="preserve">                                  Surrogate key</w:t>
+      </w:r>
+    </w:p>
+    <w:p>
+      <w:pPr>
+        <w:spacing w:after="0"/>
+      </w:pPr>
+      <w:r>
+        <w:t xml:space="preserve">customer_id (business key) </w:t>
+      </w:r>
+      <w:r>
+        <w:t xml:space="preserve">            VARCHAR</w:t>
+      </w:r>
+      <w:r>
+        <w:t xml:space="preserve">                                 </w:t>
+      </w:r>
+      <w:r>
+        <w:t>Customer ID</w:t>
+      </w:r>
+    </w:p>
+    <w:p>
+      <w:pPr>
+        <w:spacing w:after="0"/>
+      </w:pPr>
+      <w:r>
+        <w:t>first_name</w:t>
+      </w:r>
+      <w:r>
+        <w:t xml:space="preserve">                                          VARCHAR</w:t>
+      </w:r>
+      <w:r>
+        <w:t xml:space="preserve">                                 Customer first name </w:t>
+      </w:r>
+    </w:p>
+    <w:p>
+      <w:pPr>
+        <w:spacing w:after="0"/>
+      </w:pPr>
+      <w:r>
+        <w:t>last_name</w:t>
+      </w:r>
+      <w:r>
+        <w:t xml:space="preserve">                                           VARCHAR</w:t>
+      </w:r>
+      <w:r>
+        <w:t xml:space="preserve">                                 Customer last  name</w:t>
+      </w:r>
+    </w:p>
+    <w:p>
+      <w:pPr>
+        <w:spacing w:after="0"/>
+      </w:pPr>
+      <w:r>
+        <w:t>age</w:t>
+      </w:r>
+      <w:r>
+        <w:t xml:space="preserve">                                                      NUMBER</w:t>
+      </w:r>
+      <w:r>
+        <w:t xml:space="preserve">                                </w:t>
       </w:r>
       <w:r>
         <w:t xml:space="preserve">  </w:t>
       </w:r>
-      <w:proofErr w:type="gramEnd"/>
-      <w:r>
-        <w:t xml:space="preserve">                           </w:t>
-      </w:r>
-      <w:r>
-        <w:t>NUMBER</w:t>
-      </w:r>
-      <w:r>
-        <w:t xml:space="preserve">                                  Surrogate key</w:t>
-      </w:r>
-    </w:p>
-    <w:p>
-      <w:pPr>
-        <w:spacing w:after="0"/>
-      </w:pPr>
-      <w:proofErr w:type="spellStart"/>
-      <w:r>
-        <w:t>customer_id</w:t>
-      </w:r>
-      <w:proofErr w:type="spellEnd"/>
-      <w:r>
-        <w:t xml:space="preserve"> (business </w:t>
-      </w:r>
-      <w:proofErr w:type="gramStart"/>
-      <w:r>
-        <w:t xml:space="preserve">key) </w:t>
-      </w:r>
-      <w:r>
-        <w:t xml:space="preserve">  </w:t>
-      </w:r>
-      <w:proofErr w:type="gramEnd"/>
-      <w:r>
-        <w:t xml:space="preserve">          VARCHAR</w:t>
-      </w:r>
-      <w:r>
-        <w:t xml:space="preserve">                                 </w:t>
-      </w:r>
-      <w:r>
-        <w:t>Customer ID</w:t>
-      </w:r>
-    </w:p>
-    <w:p>
-      <w:pPr>
-        <w:spacing w:after="0"/>
-      </w:pPr>
-      <w:proofErr w:type="spellStart"/>
-      <w:r>
-        <w:t>first_name</w:t>
-      </w:r>
-      <w:proofErr w:type="spellEnd"/>
-      <w:r>
-        <w:t xml:space="preserve">                                          VARCHAR</w:t>
-      </w:r>
-      <w:r>
-        <w:t xml:space="preserve">                                 Customer first name </w:t>
-      </w:r>
-    </w:p>
-    <w:p>
-      <w:pPr>
-        <w:spacing w:after="0"/>
-      </w:pPr>
-      <w:proofErr w:type="spellStart"/>
-      <w:r>
-        <w:t>last_name</w:t>
-      </w:r>
-      <w:proofErr w:type="spellEnd"/>
-      <w:r>
-        <w:t xml:space="preserve">                                           VARCHAR</w:t>
-      </w:r>
-      <w:r>
-        <w:t xml:space="preserve">                                 Customer </w:t>
-      </w:r>
-      <w:proofErr w:type="gramStart"/>
-      <w:r>
-        <w:t>last  name</w:t>
-      </w:r>
-      <w:proofErr w:type="gramEnd"/>
-    </w:p>
-    <w:p>
-      <w:pPr>
-        <w:spacing w:after="0"/>
-      </w:pPr>
-      <w:r>
-        <w:t>age</w:t>
-      </w:r>
-      <w:r>
-        <w:t xml:space="preserve">                                                      NUMBER</w:t>
-      </w:r>
-      <w:r>
-        <w:t xml:space="preserve">                                </w:t>
-      </w:r>
-      <w:r>
-        <w:t xml:space="preserve">  </w:t>
-      </w:r>
       <w:r>
         <w:t xml:space="preserve"> Customer age</w:t>
       </w:r>
@@ -918,11 +656,9 @@
       <w:pPr>
         <w:spacing w:after="0"/>
       </w:pPr>
-      <w:proofErr w:type="spellStart"/>
       <w:r>
         <w:t>valid_from_date</w:t>
       </w:r>
-      <w:proofErr w:type="spellEnd"/>
       <w:r>
         <w:t xml:space="preserve">                               DATE</w:t>
       </w:r>
@@ -937,11 +673,9 @@
       <w:pPr>
         <w:spacing w:after="0"/>
       </w:pPr>
-      <w:proofErr w:type="spellStart"/>
       <w:r>
         <w:t>valid_to_date</w:t>
       </w:r>
-      <w:proofErr w:type="spellEnd"/>
       <w:r>
         <w:t xml:space="preserve">                                    DATE</w:t>
       </w:r>
@@ -953,24 +687,14 @@
       <w:pPr>
         <w:spacing w:after="0"/>
       </w:pPr>
-      <w:proofErr w:type="spellStart"/>
       <w:r>
         <w:t>current_</w:t>
       </w:r>
       <w:r>
         <w:t>record_indicator</w:t>
       </w:r>
-      <w:proofErr w:type="spellEnd"/>
-      <w:r>
-        <w:t xml:space="preserve">                </w:t>
-      </w:r>
-      <w:proofErr w:type="gramStart"/>
-      <w:r>
-        <w:t>VARCHAR(</w:t>
-      </w:r>
-      <w:proofErr w:type="gramEnd"/>
-      <w:r>
-        <w:t>1)</w:t>
+      <w:r>
+        <w:t xml:space="preserve">                VARCHAR(1)</w:t>
       </w:r>
       <w:r>
         <w:t xml:space="preserve">                            </w:t>
@@ -984,7 +708,6 @@
       <w:r>
         <w:br/>
       </w:r>
-      <w:proofErr w:type="spellStart"/>
       <w:r>
         <w:rPr>
           <w:b/>
@@ -992,7 +715,6 @@
         </w:rPr>
         <w:t>Dim_Product</w:t>
       </w:r>
-      <w:proofErr w:type="spellEnd"/>
       <w:r>
         <w:t xml:space="preserve"> </w:t>
       </w:r>
@@ -1007,27 +729,14 @@
       <w:pPr>
         <w:spacing w:after="0"/>
       </w:pPr>
-      <w:proofErr w:type="spellStart"/>
-      <w:r>
-        <w:t>product_id</w:t>
-      </w:r>
-      <w:proofErr w:type="spellEnd"/>
-      <w:r>
-        <w:t xml:space="preserve"> </w:t>
-      </w:r>
-      <w:r>
-        <w:t>(</w:t>
-      </w:r>
-      <w:proofErr w:type="gramStart"/>
-      <w:r>
-        <w:t xml:space="preserve">pk) </w:t>
-      </w:r>
-      <w:r>
-        <w:t xml:space="preserve">  </w:t>
-      </w:r>
-      <w:proofErr w:type="gramEnd"/>
-      <w:r>
-        <w:t xml:space="preserve">    </w:t>
+      <w:r>
+        <w:t xml:space="preserve">product_id </w:t>
+      </w:r>
+      <w:r>
+        <w:t xml:space="preserve">(pk) </w:t>
+      </w:r>
+      <w:r>
+        <w:t xml:space="preserve">      </w:t>
       </w:r>
       <w:r>
         <w:t xml:space="preserve">                         </w:t>
@@ -1043,13 +752,8 @@
       <w:pPr>
         <w:spacing w:after="0"/>
       </w:pPr>
-      <w:proofErr w:type="spellStart"/>
-      <w:r>
-        <w:t>product_name</w:t>
-      </w:r>
-      <w:proofErr w:type="spellEnd"/>
-      <w:r>
-        <w:t xml:space="preserve">      </w:t>
+      <w:r>
+        <w:t xml:space="preserve">product_name      </w:t>
       </w:r>
       <w:r>
         <w:t xml:space="preserve">                             </w:t>
@@ -1070,7 +774,6 @@
       <w:pPr>
         <w:spacing w:after="0"/>
       </w:pPr>
-      <w:proofErr w:type="spellStart"/>
       <w:r>
         <w:rPr>
           <w:b/>
@@ -1078,47 +781,28 @@
         </w:rPr>
         <w:t>Fact_Order</w:t>
       </w:r>
-      <w:proofErr w:type="spellEnd"/>
       <w:r>
         <w:t>_</w:t>
       </w:r>
-      <w:proofErr w:type="gramStart"/>
       <w:r>
         <w:t xml:space="preserve">-  </w:t>
       </w:r>
       <w:r>
-        <w:t>Grain</w:t>
-      </w:r>
-      <w:proofErr w:type="gramEnd"/>
-      <w:r>
-        <w:t>: One row per order</w:t>
-      </w:r>
-    </w:p>
-    <w:p>
-      <w:pPr>
-        <w:spacing w:after="0"/>
-      </w:pPr>
-      <w:proofErr w:type="spellStart"/>
-      <w:r>
-        <w:t>order_id</w:t>
-      </w:r>
-      <w:proofErr w:type="spellEnd"/>
-      <w:r>
-        <w:t xml:space="preserve">    </w:t>
-      </w:r>
-      <w:proofErr w:type="gramStart"/>
-      <w:r>
-        <w:t xml:space="preserve">   </w:t>
+        <w:t>Grain: One row per order</w:t>
+      </w:r>
+    </w:p>
+    <w:p>
+      <w:pPr>
+        <w:spacing w:after="0"/>
+      </w:pPr>
+      <w:r>
+        <w:t xml:space="preserve">order_id       </w:t>
       </w:r>
       <w:r>
         <w:t>(pk)</w:t>
       </w:r>
       <w:r>
-        <w:t xml:space="preserve">   </w:t>
-      </w:r>
-      <w:proofErr w:type="gramEnd"/>
-      <w:r>
-        <w:t xml:space="preserve">                     </w:t>
+        <w:t xml:space="preserve">                        </w:t>
       </w:r>
       <w:r>
         <w:t xml:space="preserve"> </w:t>
@@ -1137,21 +821,8 @@
       <w:pPr>
         <w:spacing w:after="0"/>
       </w:pPr>
-      <w:proofErr w:type="spellStart"/>
-      <w:r>
-        <w:t>customer_sk</w:t>
-      </w:r>
-      <w:proofErr w:type="spellEnd"/>
-      <w:r>
-        <w:t xml:space="preserve"> (</w:t>
-      </w:r>
-      <w:proofErr w:type="gramStart"/>
-      <w:r>
-        <w:t xml:space="preserve">FK)   </w:t>
-      </w:r>
-      <w:proofErr w:type="gramEnd"/>
-      <w:r>
-        <w:t xml:space="preserve">                            NUMBER                               </w:t>
+      <w:r>
+        <w:t xml:space="preserve">customer_sk (FK)                               NUMBER                               </w:t>
       </w:r>
       <w:r>
         <w:t xml:space="preserve">  </w:t>
@@ -1164,53 +835,22 @@
       <w:pPr>
         <w:spacing w:after="0"/>
       </w:pPr>
-      <w:proofErr w:type="spellStart"/>
-      <w:r>
-        <w:t>order_date</w:t>
-      </w:r>
-      <w:proofErr w:type="spellEnd"/>
-      <w:r>
-        <w:t xml:space="preserve">                                          DATE                                      </w:t>
+      <w:r>
+        <w:t xml:space="preserve">order_date                                          DATE                                      </w:t>
       </w:r>
       <w:r>
         <w:t xml:space="preserve"> </w:t>
       </w:r>
       <w:r>
-        <w:t xml:space="preserve"> </w:t>
-      </w:r>
-      <w:proofErr w:type="spellStart"/>
-      <w:r>
-        <w:t>Date</w:t>
-      </w:r>
-      <w:proofErr w:type="spellEnd"/>
-      <w:r>
-        <w:t xml:space="preserve"> when order was placed</w:t>
-      </w:r>
-    </w:p>
-    <w:p>
-      <w:pPr>
-        <w:spacing w:after="0"/>
-      </w:pPr>
-      <w:proofErr w:type="spellStart"/>
-      <w:proofErr w:type="gramStart"/>
-      <w:r>
-        <w:t>Total_amount</w:t>
-      </w:r>
-      <w:proofErr w:type="spellEnd"/>
-      <w:r>
-        <w:t xml:space="preserve">                                    </w:t>
-      </w:r>
-      <w:proofErr w:type="gramEnd"/>
-      <w:r>
-        <w:t xml:space="preserve"> </w:t>
-      </w:r>
-      <w:proofErr w:type="gramStart"/>
-      <w:r>
-        <w:t>NUMBER(</w:t>
-      </w:r>
-      <w:proofErr w:type="gramEnd"/>
-      <w:r>
-        <w:t>10,2)</w:t>
+        <w:t xml:space="preserve"> Date when order was placed</w:t>
+      </w:r>
+    </w:p>
+    <w:p>
+      <w:pPr>
+        <w:spacing w:after="0"/>
+      </w:pPr>
+      <w:r>
+        <w:t>Total_amount                                     NUMBER(10,2)</w:t>
       </w:r>
       <w:r>
         <w:t xml:space="preserve">                      Total amount of the order</w:t>
@@ -1224,7 +864,6 @@
       <w:pPr>
         <w:spacing w:after="0"/>
       </w:pPr>
-      <w:proofErr w:type="spellStart"/>
       <w:r>
         <w:rPr>
           <w:b/>
@@ -1232,7 +871,6 @@
         </w:rPr>
         <w:t>Fact_Product_Order</w:t>
       </w:r>
-      <w:proofErr w:type="spellEnd"/>
       <w:r>
         <w:t>- Grain: One row per order</w:t>
       </w:r>
@@ -1247,42 +885,16 @@
       <w:pPr>
         <w:spacing w:after="0"/>
       </w:pPr>
-      <w:proofErr w:type="spellStart"/>
-      <w:r>
-        <w:t>order_id</w:t>
-      </w:r>
-      <w:proofErr w:type="spellEnd"/>
-      <w:r>
-        <w:t xml:space="preserve">    </w:t>
-      </w:r>
-      <w:proofErr w:type="gramStart"/>
-      <w:r>
-        <w:t xml:space="preserve">   (FK)   </w:t>
-      </w:r>
-      <w:proofErr w:type="gramEnd"/>
-      <w:r>
-        <w:t xml:space="preserve">                              VARCHAR                                Order ID</w:t>
-      </w:r>
-    </w:p>
-    <w:p>
-      <w:pPr>
-        <w:spacing w:after="0"/>
-      </w:pPr>
-      <w:proofErr w:type="spellStart"/>
-      <w:r>
-        <w:t>product_id</w:t>
-      </w:r>
-      <w:proofErr w:type="spellEnd"/>
-      <w:r>
-        <w:t xml:space="preserve"> (</w:t>
-      </w:r>
-      <w:proofErr w:type="gramStart"/>
-      <w:r>
-        <w:t xml:space="preserve">FK)   </w:t>
-      </w:r>
-      <w:proofErr w:type="gramEnd"/>
-      <w:r>
-        <w:t xml:space="preserve">                        </w:t>
+      <w:r>
+        <w:t>order_id       (FK)                                 VARCHAR                                Order ID</w:t>
+      </w:r>
+    </w:p>
+    <w:p>
+      <w:pPr>
+        <w:spacing w:after="0"/>
+      </w:pPr>
+      <w:r>
+        <w:t xml:space="preserve">product_id (FK)                           </w:t>
       </w:r>
       <w:r>
         <w:t xml:space="preserve"> </w:t>
@@ -1334,15 +946,7 @@
         <w:t xml:space="preserve"> </w:t>
       </w:r>
       <w:r>
-        <w:t xml:space="preserve"> </w:t>
-      </w:r>
-      <w:proofErr w:type="gramStart"/>
-      <w:r>
-        <w:t>NUMBER(</w:t>
-      </w:r>
-      <w:proofErr w:type="gramEnd"/>
-      <w:r>
-        <w:t>10,2)</w:t>
+        <w:t xml:space="preserve"> NUMBER(10,2)</w:t>
       </w:r>
       <w:r>
         <w:t xml:space="preserve">                      Total amount</w:t>
@@ -1353,35 +957,18 @@
         <w:spacing w:after="0"/>
       </w:pPr>
       <w:r>
-        <w:t>Primary key: (</w:t>
-      </w:r>
-      <w:proofErr w:type="spellStart"/>
-      <w:r>
-        <w:t>order_id</w:t>
-      </w:r>
-      <w:proofErr w:type="spellEnd"/>
-      <w:r>
-        <w:t xml:space="preserve">, </w:t>
-      </w:r>
-      <w:proofErr w:type="spellStart"/>
-      <w:r>
-        <w:t>product_id</w:t>
-      </w:r>
-      <w:proofErr w:type="spellEnd"/>
-      <w:r>
-        <w:t>)</w:t>
-      </w:r>
-    </w:p>
-    <w:p>
-      <w:pPr>
-        <w:spacing w:after="0"/>
-      </w:pPr>
-    </w:p>
-    <w:p>
-      <w:pPr>
-        <w:spacing w:after="0"/>
-      </w:pPr>
-      <w:proofErr w:type="spellStart"/>
+        <w:t>Primary key: (order_id, product_id)</w:t>
+      </w:r>
+    </w:p>
+    <w:p>
+      <w:pPr>
+        <w:spacing w:after="0"/>
+      </w:pPr>
+    </w:p>
+    <w:p>
+      <w:pPr>
+        <w:spacing w:after="0"/>
+      </w:pPr>
       <w:r>
         <w:rPr>
           <w:b/>
@@ -1389,7 +976,6 @@
         </w:rPr>
         <w:t>Fact_Shipping</w:t>
       </w:r>
-      <w:proofErr w:type="spellEnd"/>
       <w:r>
         <w:t xml:space="preserve"> </w:t>
       </w:r>
@@ -1401,18 +987,12 @@
       <w:pPr>
         <w:spacing w:after="0"/>
       </w:pPr>
-      <w:proofErr w:type="spellStart"/>
-      <w:r>
-        <w:t>shipment_id</w:t>
-      </w:r>
-      <w:proofErr w:type="spellEnd"/>
-      <w:r>
-        <w:t xml:space="preserve"> </w:t>
+      <w:r>
+        <w:t xml:space="preserve">shipment_id </w:t>
       </w:r>
       <w:r>
         <w:t>(</w:t>
       </w:r>
-      <w:proofErr w:type="gramStart"/>
       <w:r>
         <w:t>pk)</w:t>
       </w:r>
@@ -1420,11 +1000,7 @@
         <w:t xml:space="preserve">  </w:t>
       </w:r>
       <w:r>
-        <w:t xml:space="preserve"> </w:t>
-      </w:r>
-      <w:proofErr w:type="gramEnd"/>
-      <w:r>
-        <w:t xml:space="preserve">   </w:t>
+        <w:t xml:space="preserve">    </w:t>
       </w:r>
       <w:r>
         <w:t xml:space="preserve">                        </w:t>
@@ -1433,28 +1009,15 @@
         <w:t xml:space="preserve">VARCHAR           </w:t>
       </w:r>
       <w:r>
-        <w:t xml:space="preserve">                    Unique </w:t>
-      </w:r>
-      <w:proofErr w:type="gramStart"/>
-      <w:r>
-        <w:t>Identifier  Shipping</w:t>
-      </w:r>
-      <w:proofErr w:type="gramEnd"/>
-      <w:r>
-        <w:t xml:space="preserve"> ID</w:t>
-      </w:r>
-    </w:p>
-    <w:p>
-      <w:pPr>
-        <w:spacing w:after="0"/>
-      </w:pPr>
-      <w:proofErr w:type="spellStart"/>
-      <w:r>
-        <w:t>shipment_date</w:t>
-      </w:r>
-      <w:proofErr w:type="spellEnd"/>
-      <w:r>
-        <w:t xml:space="preserve">     </w:t>
+        <w:t xml:space="preserve">                    Unique Identifier  Shipping ID</w:t>
+      </w:r>
+    </w:p>
+    <w:p>
+      <w:pPr>
+        <w:spacing w:after="0"/>
+      </w:pPr>
+      <w:r>
+        <w:t xml:space="preserve">shipment_date     </w:t>
       </w:r>
       <w:r>
         <w:t xml:space="preserve">                             </w:t>
@@ -1465,13 +1028,8 @@
       <w:r>
         <w:t xml:space="preserve">                                      </w:t>
       </w:r>
-      <w:proofErr w:type="spellStart"/>
-      <w:r>
-        <w:t>Date</w:t>
-      </w:r>
-      <w:proofErr w:type="spellEnd"/>
-      <w:r>
-        <w:t xml:space="preserve"> </w:t>
+      <w:r>
+        <w:t xml:space="preserve">Date </w:t>
       </w:r>
       <w:r>
         <w:t xml:space="preserve">when the </w:t>
@@ -1484,13 +1042,8 @@
       <w:pPr>
         <w:spacing w:after="0"/>
       </w:pPr>
-      <w:proofErr w:type="spellStart"/>
-      <w:r>
-        <w:t>delivery_date</w:t>
-      </w:r>
-      <w:proofErr w:type="spellEnd"/>
-      <w:r>
-        <w:t xml:space="preserve">      </w:t>
+      <w:r>
+        <w:t xml:space="preserve">delivery_date      </w:t>
       </w:r>
       <w:r>
         <w:t xml:space="preserve">                                </w:t>
@@ -1528,7 +1081,6 @@
       <w:pPr>
         <w:spacing w:after="0"/>
       </w:pPr>
-      <w:proofErr w:type="spellStart"/>
       <w:r>
         <w:rPr>
           <w:b/>
@@ -1536,120 +1088,84 @@
         </w:rPr>
         <w:t>Order_Shipment_Bridge</w:t>
       </w:r>
-      <w:proofErr w:type="spellEnd"/>
       <w:r>
         <w:t xml:space="preserve"> </w:t>
       </w:r>
       <w:r>
-        <w:t xml:space="preserve">– </w:t>
-      </w:r>
-      <w:proofErr w:type="gramStart"/>
-      <w:r>
-        <w:t>Grain :</w:t>
-      </w:r>
-      <w:proofErr w:type="gramEnd"/>
-      <w:r>
-        <w:t xml:space="preserve"> One row per order shipment </w:t>
-      </w:r>
-    </w:p>
-    <w:p>
-      <w:pPr>
-        <w:spacing w:after="0"/>
-      </w:pPr>
-      <w:proofErr w:type="spellStart"/>
+        <w:t xml:space="preserve">– Grain : One row per order shipment </w:t>
+      </w:r>
+    </w:p>
+    <w:p>
+      <w:pPr>
+        <w:spacing w:after="0"/>
+      </w:pPr>
+      <w:r>
+        <w:t xml:space="preserve">order_id </w:t>
+      </w:r>
+      <w:r>
+        <w:t xml:space="preserve">(FK)                           </w:t>
+      </w:r>
+      <w:r>
+        <w:t xml:space="preserve">          VARCHAR            </w:t>
+      </w:r>
+      <w:r>
+        <w:t xml:space="preserve">                     Order id from </w:t>
+      </w:r>
+      <w:r>
+        <w:t xml:space="preserve">Fact_order  </w:t>
+      </w:r>
+    </w:p>
+    <w:p>
+      <w:pPr>
+        <w:spacing w:after="0"/>
+      </w:pPr>
+      <w:r>
+        <w:t>shipment_id</w:t>
+      </w:r>
+      <w:r>
+        <w:t xml:space="preserve">(FK)                       </w:t>
+      </w:r>
+      <w:r>
+        <w:t xml:space="preserve">        </w:t>
+      </w:r>
+      <w:r>
+        <w:t xml:space="preserve"> </w:t>
+      </w:r>
+      <w:r>
+        <w:t xml:space="preserve">VARCHAR           </w:t>
+      </w:r>
+      <w:r>
+        <w:t xml:space="preserve"> </w:t>
+      </w:r>
+      <w:r>
+        <w:t xml:space="preserve">                   </w:t>
+      </w:r>
+      <w:r>
+        <w:t xml:space="preserve"> Shipping id </w:t>
+      </w:r>
+    </w:p>
+    <w:p>
+      <w:pPr>
+        <w:spacing w:after="0"/>
+      </w:pPr>
+      <w:r>
+        <w:t>P</w:t>
+      </w:r>
+      <w:r>
+        <w:t>rimary key: (</w:t>
+      </w:r>
       <w:r>
         <w:t>order_id</w:t>
       </w:r>
-      <w:proofErr w:type="spellEnd"/>
+      <w:r>
+        <w:t>,</w:t>
+      </w:r>
       <w:r>
         <w:t xml:space="preserve"> </w:t>
       </w:r>
       <w:r>
-        <w:t>(</w:t>
-      </w:r>
-      <w:proofErr w:type="gramStart"/>
-      <w:r>
-        <w:t xml:space="preserve">FK)   </w:t>
-      </w:r>
-      <w:proofErr w:type="gramEnd"/>
-      <w:r>
-        <w:t xml:space="preserve">                        </w:t>
-      </w:r>
-      <w:r>
-        <w:t xml:space="preserve">          VARCHAR            </w:t>
-      </w:r>
-      <w:r>
-        <w:t xml:space="preserve">                     Order id from </w:t>
-      </w:r>
-      <w:r>
-        <w:t xml:space="preserve">Fact_order  </w:t>
-      </w:r>
-    </w:p>
-    <w:p>
-      <w:pPr>
-        <w:spacing w:after="0"/>
-      </w:pPr>
-      <w:proofErr w:type="spellStart"/>
-      <w:r>
-        <w:t>shipment_</w:t>
-      </w:r>
-      <w:proofErr w:type="gramStart"/>
-      <w:r>
-        <w:t>id</w:t>
-      </w:r>
-      <w:proofErr w:type="spellEnd"/>
-      <w:r>
-        <w:t xml:space="preserve">(FK)   </w:t>
-      </w:r>
-      <w:proofErr w:type="gramEnd"/>
-      <w:r>
-        <w:t xml:space="preserve">                    </w:t>
-      </w:r>
-      <w:r>
-        <w:t xml:space="preserve">        </w:t>
-      </w:r>
-      <w:r>
-        <w:t xml:space="preserve"> </w:t>
-      </w:r>
-      <w:r>
-        <w:t xml:space="preserve">VARCHAR           </w:t>
-      </w:r>
-      <w:r>
-        <w:t xml:space="preserve"> </w:t>
-      </w:r>
-      <w:r>
-        <w:t xml:space="preserve">                   </w:t>
-      </w:r>
-      <w:r>
-        <w:t xml:space="preserve"> Shipping id </w:t>
-      </w:r>
-    </w:p>
-    <w:p>
-      <w:pPr>
-        <w:spacing w:after="0"/>
-      </w:pPr>
-      <w:r>
-        <w:t>P</w:t>
-      </w:r>
-      <w:r>
-        <w:t>rimary key: (</w:t>
-      </w:r>
-      <w:proofErr w:type="spellStart"/>
-      <w:r>
-        <w:t>order_id</w:t>
-      </w:r>
-      <w:proofErr w:type="spellEnd"/>
-      <w:r>
-        <w:t>,</w:t>
-      </w:r>
-      <w:r>
-        <w:t xml:space="preserve"> </w:t>
-      </w:r>
-      <w:proofErr w:type="spellStart"/>
-      <w:r>
         <w:t>shipment_id</w:t>
       </w:r>
-      <w:proofErr w:type="spellEnd"/>
       <w:r>
         <w:t>)</w:t>
       </w:r>
@@ -1666,6 +1182,7 @@
           <w:sz w:val="28"/>
           <w:szCs w:val="28"/>
         </w:rPr>
+        <w:lastRenderedPageBreak/>
         <w:t>ERD Diagram:</w:t>
       </w:r>
     </w:p>
@@ -1677,7 +1194,6 @@
         <w:rPr>
           <w:noProof/>
         </w:rPr>
-        <w:lastRenderedPageBreak/>
         <w:drawing>
           <wp:inline distT="0" distB="0" distL="0" distR="0" wp14:anchorId="70704433" wp14:editId="0AD63E63">
             <wp:extent cx="5343525" cy="3326626"/>
@@ -1733,190 +1249,109 @@
       <w:r>
         <w:br/>
       </w:r>
-      <w:proofErr w:type="spellStart"/>
-      <w:r>
-        <w:t>Dim_Customer</w:t>
-      </w:r>
-      <w:proofErr w:type="spellEnd"/>
+      <w:r>
+        <w:t xml:space="preserve">Dim_Customer (1) </w:t>
+      </w:r>
+      <w:r>
+        <w:t xml:space="preserve">----- </w:t>
+      </w:r>
+      <w:r>
+        <w:t xml:space="preserve"> (M) Fact_Order</w:t>
+      </w:r>
+    </w:p>
+    <w:p>
+      <w:pPr>
+        <w:spacing w:after="0"/>
+      </w:pPr>
+      <w:r>
+        <w:t>Fact_Order</w:t>
+      </w:r>
+      <w:r>
+        <w:t xml:space="preserve">       </w:t>
+      </w:r>
       <w:r>
         <w:t xml:space="preserve"> (1) </w:t>
       </w:r>
-      <w:proofErr w:type="gramStart"/>
-      <w:r>
-        <w:t xml:space="preserve">----- </w:t>
-      </w:r>
-      <w:r>
-        <w:t xml:space="preserve"> (</w:t>
-      </w:r>
-      <w:proofErr w:type="gramEnd"/>
-      <w:r>
-        <w:t xml:space="preserve">M) </w:t>
-      </w:r>
-      <w:proofErr w:type="spellStart"/>
+      <w:r>
+        <w:t>------</w:t>
+      </w:r>
+      <w:r>
+        <w:t xml:space="preserve"> (M) Fact_</w:t>
+      </w:r>
+      <w:r>
+        <w:t>Product_Order</w:t>
+      </w:r>
+      <w:r>
+        <w:br/>
+        <w:t>Dim_</w:t>
+      </w:r>
+      <w:r>
+        <w:t xml:space="preserve">Product </w:t>
+      </w:r>
+      <w:r>
+        <w:t xml:space="preserve">    </w:t>
+      </w:r>
+      <w:r>
+        <w:t xml:space="preserve">(1) </w:t>
+      </w:r>
+      <w:r>
+        <w:t>------</w:t>
+      </w:r>
+      <w:r>
+        <w:t xml:space="preserve"> (M) </w:t>
+      </w:r>
+      <w:r>
+        <w:t>Fact_</w:t>
+      </w:r>
+      <w:r>
+        <w:t>Product_Order</w:t>
+      </w:r>
+    </w:p>
+    <w:p>
+      <w:pPr>
+        <w:spacing w:after="0"/>
+      </w:pPr>
       <w:r>
         <w:t>Fact_Order</w:t>
       </w:r>
-      <w:proofErr w:type="spellEnd"/>
-    </w:p>
-    <w:p>
-      <w:pPr>
-        <w:spacing w:after="0"/>
-      </w:pPr>
-      <w:proofErr w:type="spellStart"/>
-      <w:r>
-        <w:t>Fact_Order</w:t>
-      </w:r>
-      <w:proofErr w:type="spellEnd"/>
-      <w:r>
-        <w:t xml:space="preserve">     </w:t>
-      </w:r>
-      <w:proofErr w:type="gramStart"/>
-      <w:r>
-        <w:t xml:space="preserve">  </w:t>
-      </w:r>
-      <w:r>
-        <w:t xml:space="preserve"> (</w:t>
-      </w:r>
-      <w:proofErr w:type="gramEnd"/>
-      <w:r>
-        <w:t xml:space="preserve">1) </w:t>
+      <w:r>
+        <w:t xml:space="preserve">       </w:t>
+      </w:r>
+      <w:r>
+        <w:t xml:space="preserve"> (1) </w:t>
       </w:r>
       <w:r>
         <w:t>------</w:t>
       </w:r>
       <w:r>
+        <w:t xml:space="preserve"> </w:t>
+      </w:r>
+      <w:r>
         <w:t xml:space="preserve"> (M) </w:t>
       </w:r>
-      <w:proofErr w:type="spellStart"/>
-      <w:r>
-        <w:t>Fact_</w:t>
-      </w:r>
-      <w:r>
-        <w:t>Product_Order</w:t>
-      </w:r>
-      <w:proofErr w:type="spellEnd"/>
-      <w:r>
-        <w:br/>
-      </w:r>
-      <w:proofErr w:type="spellStart"/>
-      <w:r>
-        <w:t>Dim_</w:t>
-      </w:r>
-      <w:r>
-        <w:t>Product</w:t>
-      </w:r>
-      <w:proofErr w:type="spellEnd"/>
-      <w:r>
-        <w:t xml:space="preserve"> </w:t>
-      </w:r>
-      <w:r>
-        <w:t xml:space="preserve"> </w:t>
-      </w:r>
-      <w:proofErr w:type="gramStart"/>
-      <w:r>
-        <w:t xml:space="preserve">   </w:t>
-      </w:r>
-      <w:r>
-        <w:t>(</w:t>
-      </w:r>
-      <w:proofErr w:type="gramEnd"/>
-      <w:r>
-        <w:t xml:space="preserve">1) </w:t>
-      </w:r>
-      <w:r>
-        <w:t>------</w:t>
-      </w:r>
-      <w:r>
-        <w:t xml:space="preserve"> (M) </w:t>
-      </w:r>
-      <w:proofErr w:type="spellStart"/>
-      <w:r>
-        <w:t>Fact_</w:t>
-      </w:r>
-      <w:r>
-        <w:t>Product_Order</w:t>
-      </w:r>
-      <w:proofErr w:type="spellEnd"/>
-    </w:p>
-    <w:p>
-      <w:pPr>
-        <w:spacing w:after="0"/>
-      </w:pPr>
-      <w:proofErr w:type="spellStart"/>
-      <w:r>
-        <w:t>Fact_Order</w:t>
-      </w:r>
-      <w:proofErr w:type="spellEnd"/>
-      <w:r>
-        <w:t xml:space="preserve">     </w:t>
-      </w:r>
-      <w:proofErr w:type="gramStart"/>
-      <w:r>
-        <w:t xml:space="preserve">  </w:t>
-      </w:r>
-      <w:r>
-        <w:t xml:space="preserve"> (</w:t>
-      </w:r>
-      <w:proofErr w:type="gramEnd"/>
-      <w:r>
-        <w:t xml:space="preserve">1) </w:t>
-      </w:r>
-      <w:proofErr w:type="gramStart"/>
-      <w:r>
-        <w:t>------</w:t>
-      </w:r>
-      <w:r>
-        <w:t xml:space="preserve"> </w:t>
-      </w:r>
-      <w:r>
-        <w:t xml:space="preserve"> (</w:t>
-      </w:r>
-      <w:proofErr w:type="gramEnd"/>
-      <w:r>
-        <w:t xml:space="preserve">M) </w:t>
-      </w:r>
-      <w:proofErr w:type="spellStart"/>
       <w:r>
         <w:t>Order_shipm</w:t>
       </w:r>
       <w:r>
         <w:t>ent_bridge</w:t>
       </w:r>
-      <w:proofErr w:type="spellEnd"/>
-    </w:p>
-    <w:p>
-      <w:pPr>
-        <w:spacing w:after="0"/>
-      </w:pPr>
-      <w:proofErr w:type="spellStart"/>
-      <w:r>
-        <w:t>Fact_Shipping</w:t>
-      </w:r>
-      <w:proofErr w:type="spellEnd"/>
-      <w:proofErr w:type="gramStart"/>
-      <w:r>
-        <w:t xml:space="preserve">   (</w:t>
-      </w:r>
-      <w:proofErr w:type="gramEnd"/>
-      <w:r>
-        <w:t xml:space="preserve">1) </w:t>
-      </w:r>
-      <w:proofErr w:type="gramStart"/>
+    </w:p>
+    <w:p>
+      <w:pPr>
+        <w:spacing w:after="0"/>
+      </w:pPr>
+      <w:r>
+        <w:t xml:space="preserve">Fact_Shipping   (1) </w:t>
+      </w:r>
       <w:r>
         <w:t xml:space="preserve">------  </w:t>
       </w:r>
       <w:r>
-        <w:t>(</w:t>
-      </w:r>
-      <w:proofErr w:type="gramEnd"/>
-      <w:r>
-        <w:t xml:space="preserve">M) </w:t>
-      </w:r>
-      <w:proofErr w:type="spellStart"/>
+        <w:t xml:space="preserve">(M) </w:t>
+      </w:r>
       <w:r>
         <w:t>Order_shipment_bridge</w:t>
       </w:r>
-      <w:proofErr w:type="spellEnd"/>
       <w:r>
         <w:t xml:space="preserve"> </w:t>
       </w:r>
